--- a/hoso-sang-kien/docx/01-Don-dang-ky-sang-kien.docx
+++ b/hoso-sang-kien/docx/01-Don-dang-ky-sang-kien.docx
@@ -2,50 +2,127 @@
 <file path=word/document.xml><?xml version="1.0" encoding="utf-8"?>
 <w:document xmlns:wpc="http://schemas.microsoft.com/office/word/2010/wordprocessingCanvas" xmlns:mo="http://schemas.microsoft.com/office/mac/office/2008/main" xmlns:mc="http://schemas.openxmlformats.org/markup-compatibility/2006" xmlns:mv="urn:schemas-microsoft-com:mac:vml" xmlns:o="urn:schemas-microsoft-com:office:office" xmlns:r="http://schemas.openxmlformats.org/officeDocument/2006/relationships" xmlns:m="http://schemas.openxmlformats.org/officeDocument/2006/math" xmlns:v="urn:schemas-microsoft-com:vml" xmlns:wp14="http://schemas.microsoft.com/office/word/2010/wordprocessingDrawing" xmlns:wp="http://schemas.openxmlformats.org/drawingml/2006/wordprocessingDrawing" xmlns:w10="urn:schemas-microsoft-com:office:word" xmlns:w="http://schemas.openxmlformats.org/wordprocessingml/2006/main" xmlns:w14="http://schemas.microsoft.com/office/word/2010/wordml" xmlns:wpg="http://schemas.microsoft.com/office/word/2010/wordprocessingGroup" xmlns:wpi="http://schemas.microsoft.com/office/word/2010/wordprocessingInk" xmlns:wne="http://schemas.microsoft.com/office/word/2006/wordml" xmlns:wps="http://schemas.microsoft.com/office/word/2010/wordprocessingShape" mc:Ignorable="w14 wp14">
   <w:body>
+    <w:tbl>
+      <w:tblPr>
+        <w:tblW w:type="auto" w:w="0"/>
+        <w:jc w:val="center"/>
+        <w:tblLook w:firstColumn="1" w:firstRow="1" w:lastColumn="0" w:lastRow="0" w:noHBand="0" w:noVBand="1" w:val="04A0"/>
+      </w:tblPr>
+      <w:tblGrid>
+        <w:gridCol w:w="4535"/>
+        <w:gridCol w:w="4535"/>
+      </w:tblGrid>
+      <w:tr>
+        <w:tc>
+          <w:tcPr>
+            <w:tcW w:type="dxa" w:w="3628"/>
+          </w:tcPr>
+          <w:p>
+            <w:pPr>
+              <w:spacing w:after="0"/>
+              <w:ind w:firstLine="0"/>
+              <w:jc w:val="center"/>
+            </w:pPr>
+            <w:r>
+              <w:rPr>
+                <w:rFonts w:ascii="Times New Roman" w:hAnsi="Times New Roman" w:eastAsia="Times New Roman"/>
+                <w:b w:val="0"/>
+                <w:i w:val="0"/>
+                <w:sz w:val="25"/>
+              </w:rPr>
+              <w:t>TỔNG CỤC II</w:t>
+            </w:r>
+          </w:p>
+          <w:p>
+            <w:pPr>
+              <w:spacing w:after="0"/>
+              <w:ind w:firstLine="0"/>
+              <w:jc w:val="center"/>
+            </w:pPr>
+            <w:r>
+              <w:rPr>
+                <w:rFonts w:ascii="Times New Roman" w:hAnsi="Times New Roman" w:eastAsia="Times New Roman"/>
+                <w:b/>
+                <w:i w:val="0"/>
+                <w:sz w:val="25"/>
+              </w:rPr>
+              <w:t>HỌC VIỆN KHOA HỌC QUÂN SỰ</w:t>
+            </w:r>
+          </w:p>
+          <w:p>
+            <w:pPr>
+              <w:ind w:firstLine="0"/>
+              <w:jc w:val="center"/>
+            </w:pPr>
+            <w:r>
+              <w:rPr>
+                <w:rFonts w:ascii="Times New Roman" w:hAnsi="Times New Roman" w:eastAsia="Times New Roman"/>
+                <w:b w:val="0"/>
+                <w:i w:val="0"/>
+                <w:sz w:val="20"/>
+              </w:rPr>
+              <w:t>―――――――</w:t>
+            </w:r>
+          </w:p>
+        </w:tc>
+        <w:tc>
+          <w:tcPr>
+            <w:tcW w:type="dxa" w:w="5443"/>
+          </w:tcPr>
+          <w:p>
+            <w:pPr>
+              <w:spacing w:after="0"/>
+              <w:ind w:firstLine="0"/>
+              <w:jc w:val="center"/>
+            </w:pPr>
+            <w:r>
+              <w:rPr>
+                <w:rFonts w:ascii="Times New Roman" w:hAnsi="Times New Roman" w:eastAsia="Times New Roman"/>
+                <w:b/>
+                <w:i w:val="0"/>
+                <w:sz w:val="25"/>
+              </w:rPr>
+              <w:t>CỘNG HÒA XÃ HỘI CHỦ NGHĨA VIỆT NAM</w:t>
+            </w:r>
+          </w:p>
+          <w:p>
+            <w:pPr>
+              <w:spacing w:after="0"/>
+              <w:ind w:firstLine="0"/>
+              <w:jc w:val="center"/>
+            </w:pPr>
+            <w:r>
+              <w:rPr>
+                <w:rFonts w:ascii="Times New Roman" w:hAnsi="Times New Roman" w:eastAsia="Times New Roman"/>
+                <w:b/>
+                <w:i w:val="0"/>
+                <w:sz w:val="25"/>
+              </w:rPr>
+              <w:t>Độc lập – Tự do – Hạnh phúc</w:t>
+            </w:r>
+          </w:p>
+          <w:p>
+            <w:pPr>
+              <w:ind w:firstLine="0"/>
+              <w:jc w:val="center"/>
+            </w:pPr>
+            <w:r>
+              <w:rPr>
+                <w:rFonts w:ascii="Times New Roman" w:hAnsi="Times New Roman" w:eastAsia="Times New Roman"/>
+                <w:b w:val="0"/>
+                <w:i w:val="0"/>
+                <w:sz w:val="20"/>
+              </w:rPr>
+              <w:t>―――――――――――――――</w:t>
+            </w:r>
+          </w:p>
+        </w:tc>
+      </w:tr>
+    </w:tbl>
     <w:p>
       <w:pPr>
-        <w:spacing w:after="0"/>
-        <w:jc w:val="center"/>
+        <w:spacing w:after="120"/>
       </w:pPr>
-      <w:r>
-        <w:rPr>
-          <w:rFonts w:ascii="Times New Roman" w:hAnsi="Times New Roman" w:eastAsia="Times New Roman"/>
-          <w:b/>
-          <w:i w:val="0"/>
-          <w:sz w:val="26"/>
-        </w:rPr>
-        <w:t>CỘNG HOÀ XÃ HỘI CHỦ NGHĨA VIỆT NAM</w:t>
-      </w:r>
-    </w:p>
-    <w:p>
-      <w:pPr>
-        <w:spacing w:after="40"/>
-        <w:jc w:val="center"/>
-      </w:pPr>
-      <w:r>
-        <w:rPr>
-          <w:rFonts w:ascii="Times New Roman" w:hAnsi="Times New Roman" w:eastAsia="Times New Roman"/>
-          <w:b/>
-          <w:i w:val="0"/>
-          <w:sz w:val="26"/>
-        </w:rPr>
-        <w:t>Độc lập – Tự do – Hạnh phúc</w:t>
-      </w:r>
-    </w:p>
-    <w:p>
-      <w:pPr>
-        <w:spacing w:after="240"/>
-        <w:jc w:val="center"/>
-      </w:pPr>
-      <w:r>
-        <w:rPr>
-          <w:rFonts w:ascii="Times New Roman" w:hAnsi="Times New Roman" w:eastAsia="Times New Roman"/>
-          <w:b w:val="0"/>
-          <w:i w:val="0"/>
-          <w:sz w:val="22"/>
-        </w:rPr>
-        <w:t>―――――――――――――</w:t>
-      </w:r>
     </w:p>
     <w:p>
       <w:pPr>
@@ -60,10 +137,35 @@
           <w:color w:val="12325B"/>
           <w:sz w:val="32"/>
         </w:rPr>
-        <w:t>ĐƠN ĐĂNG KÝ SÁNG KIẾN</w:t>
+        <w:t>ĐƠN ĐĂNG KÝ</w:t>
+        <w:br/>
+        <w:t>SÁNG KIẾN CẢI TIẾN KỸ THUẬT NĂM ……</w:t>
       </w:r>
     </w:p>
     <w:p>
+      <w:pPr>
+        <w:pStyle w:val="Heading2"/>
+        <w:keepNext/>
+        <w:spacing w:before="200" w:after="80"/>
+        <w:jc w:val="left"/>
+      </w:pPr>
+      <w:r>
+        <w:rPr>
+          <w:rFonts w:ascii="Times New Roman" w:hAnsi="Times New Roman" w:eastAsia="Times New Roman"/>
+          <w:b/>
+          <w:i w:val="0"/>
+          <w:color w:val="12325B"/>
+          <w:sz w:val="27"/>
+        </w:rPr>
+        <w:t>A. THÔNG TIN TÁC GIẢ</w:t>
+      </w:r>
+    </w:p>
+    <w:p>
+      <w:pPr>
+        <w:spacing w:after="80"/>
+        <w:ind w:firstLine="0"/>
+        <w:jc w:val="left"/>
+      </w:pPr>
       <w:r>
         <w:rPr>
           <w:rFonts w:ascii="Times New Roman" w:hAnsi="Times New Roman" w:eastAsia="Times New Roman"/>
@@ -71,10 +173,168 @@
           <w:i w:val="0"/>
           <w:sz w:val="26"/>
         </w:rPr>
-        <w:t>Kính gửi: Hội đồng xét, công nhận sáng kiến ………………………………………</w:t>
+        <w:t xml:space="preserve">Họ và tên: </w:t>
+      </w:r>
+      <w:r>
+        <w:rPr>
+          <w:rFonts w:ascii="Times New Roman" w:hAnsi="Times New Roman" w:eastAsia="Times New Roman"/>
+          <w:b w:val="0"/>
+          <w:i w:val="0"/>
+          <w:sz w:val="26"/>
+        </w:rPr>
+        <w:t>………………………………………………………………………………</w:t>
       </w:r>
     </w:p>
-    <w:p/>
+    <w:p>
+      <w:pPr>
+        <w:spacing w:after="80"/>
+        <w:ind w:firstLine="0"/>
+        <w:jc w:val="left"/>
+      </w:pPr>
+      <w:r>
+        <w:rPr>
+          <w:rFonts w:ascii="Times New Roman" w:hAnsi="Times New Roman" w:eastAsia="Times New Roman"/>
+          <w:b/>
+          <w:i w:val="0"/>
+          <w:sz w:val="26"/>
+        </w:rPr>
+        <w:t xml:space="preserve">Đơn vị: </w:t>
+      </w:r>
+      <w:r>
+        <w:rPr>
+          <w:rFonts w:ascii="Times New Roman" w:hAnsi="Times New Roman" w:eastAsia="Times New Roman"/>
+          <w:b w:val="0"/>
+          <w:i w:val="0"/>
+          <w:sz w:val="26"/>
+        </w:rPr>
+        <w:t>………………………………………………………………………………</w:t>
+      </w:r>
+    </w:p>
+    <w:p>
+      <w:pPr>
+        <w:spacing w:after="80"/>
+        <w:ind w:firstLine="0"/>
+        <w:jc w:val="left"/>
+      </w:pPr>
+      <w:r>
+        <w:rPr>
+          <w:rFonts w:ascii="Times New Roman" w:hAnsi="Times New Roman" w:eastAsia="Times New Roman"/>
+          <w:b/>
+          <w:i w:val="0"/>
+          <w:sz w:val="26"/>
+        </w:rPr>
+        <w:t xml:space="preserve">Cấp bậc: </w:t>
+      </w:r>
+      <w:r>
+        <w:rPr>
+          <w:rFonts w:ascii="Times New Roman" w:hAnsi="Times New Roman" w:eastAsia="Times New Roman"/>
+          <w:b w:val="0"/>
+          <w:i w:val="0"/>
+          <w:sz w:val="26"/>
+        </w:rPr>
+        <w:t>………………………………………………………………………………</w:t>
+      </w:r>
+    </w:p>
+    <w:p>
+      <w:pPr>
+        <w:spacing w:after="80"/>
+        <w:ind w:firstLine="0"/>
+        <w:jc w:val="left"/>
+      </w:pPr>
+      <w:r>
+        <w:rPr>
+          <w:rFonts w:ascii="Times New Roman" w:hAnsi="Times New Roman" w:eastAsia="Times New Roman"/>
+          <w:b/>
+          <w:i w:val="0"/>
+          <w:sz w:val="26"/>
+        </w:rPr>
+        <w:t xml:space="preserve">Trình độ: </w:t>
+      </w:r>
+      <w:r>
+        <w:rPr>
+          <w:rFonts w:ascii="Times New Roman" w:hAnsi="Times New Roman" w:eastAsia="Times New Roman"/>
+          <w:b w:val="0"/>
+          <w:i w:val="0"/>
+          <w:sz w:val="26"/>
+        </w:rPr>
+        <w:t>………………………………………………………………………………</w:t>
+      </w:r>
+    </w:p>
+    <w:p>
+      <w:pPr>
+        <w:spacing w:after="80"/>
+        <w:ind w:firstLine="0"/>
+        <w:jc w:val="left"/>
+      </w:pPr>
+      <w:r>
+        <w:rPr>
+          <w:rFonts w:ascii="Times New Roman" w:hAnsi="Times New Roman" w:eastAsia="Times New Roman"/>
+          <w:b/>
+          <w:i w:val="0"/>
+          <w:sz w:val="26"/>
+        </w:rPr>
+        <w:t xml:space="preserve">Ngày tháng năm sinh: </w:t>
+      </w:r>
+      <w:r>
+        <w:rPr>
+          <w:rFonts w:ascii="Times New Roman" w:hAnsi="Times New Roman" w:eastAsia="Times New Roman"/>
+          <w:b w:val="0"/>
+          <w:i w:val="0"/>
+          <w:sz w:val="26"/>
+        </w:rPr>
+        <w:t>………………………………………………………………………………</w:t>
+      </w:r>
+    </w:p>
+    <w:p>
+      <w:pPr>
+        <w:spacing w:after="80"/>
+        <w:ind w:firstLine="0"/>
+        <w:jc w:val="left"/>
+      </w:pPr>
+      <w:r>
+        <w:rPr>
+          <w:rFonts w:ascii="Times New Roman" w:hAnsi="Times New Roman" w:eastAsia="Times New Roman"/>
+          <w:b/>
+          <w:i w:val="0"/>
+          <w:sz w:val="26"/>
+        </w:rPr>
+        <w:t xml:space="preserve">Địa chỉ liên hệ: </w:t>
+      </w:r>
+      <w:r>
+        <w:rPr>
+          <w:rFonts w:ascii="Times New Roman" w:hAnsi="Times New Roman" w:eastAsia="Times New Roman"/>
+          <w:b w:val="0"/>
+          <w:i w:val="0"/>
+          <w:sz w:val="26"/>
+        </w:rPr>
+        <w:t>………………………………………………………………………………</w:t>
+      </w:r>
+    </w:p>
+    <w:p>
+      <w:pPr>
+        <w:spacing w:after="80"/>
+        <w:ind w:firstLine="0"/>
+        <w:jc w:val="left"/>
+      </w:pPr>
+      <w:r>
+        <w:rPr>
+          <w:rFonts w:ascii="Times New Roman" w:hAnsi="Times New Roman" w:eastAsia="Times New Roman"/>
+          <w:b/>
+          <w:i w:val="0"/>
+          <w:sz w:val="26"/>
+        </w:rPr>
+        <w:t xml:space="preserve">Điện thoại: </w:t>
+      </w:r>
+      <w:r>
+        <w:rPr>
+          <w:rFonts w:ascii="Times New Roman" w:hAnsi="Times New Roman" w:eastAsia="Times New Roman"/>
+          <w:b w:val="0"/>
+          <w:i w:val="0"/>
+          <w:sz w:val="26"/>
+        </w:rPr>
+        <w:t>……………………………          e-mail: ……………………………</w:t>
+      </w:r>
+    </w:p>
     <w:p>
       <w:r>
         <w:rPr>
@@ -83,23 +343,207 @@
           <w:i w:val="0"/>
           <w:sz w:val="26"/>
         </w:rPr>
-        <w:t>Tôi ghi tên dưới đây:</w:t>
+      </w:r>
+    </w:p>
+    <w:p>
+      <w:r>
+        <w:rPr>
+          <w:rFonts w:ascii="Times New Roman" w:hAnsi="Times New Roman" w:eastAsia="Times New Roman"/>
+          <w:b w:val="0"/>
+          <w:i w:val="0"/>
+          <w:sz w:val="26"/>
+        </w:rPr>
+        <w:t xml:space="preserve">Là tác giả (đại diện nhóm tác giả) của sáng kiến/giải pháp: </w:t>
+      </w:r>
+      <w:r>
+        <w:rPr>
+          <w:rFonts w:ascii="Times New Roman" w:hAnsi="Times New Roman" w:eastAsia="Times New Roman"/>
+          <w:b/>
+          <w:i w:val="0"/>
+          <w:sz w:val="26"/>
+        </w:rPr>
+        <w:t>“SecureVault Mobile — Ứng dụng bảo vệ dữ liệu nhạy cảm trên thiết bị Android hoạt động hoàn toàn ngoại tuyến, phục vụ công tác và huấn luyện an toàn thông tin”.</w:t>
       </w:r>
     </w:p>
     <w:p>
       <w:pPr>
-        <w:spacing w:before="160" w:after="80"/>
+        <w:spacing w:after="80"/>
         <w:ind w:firstLine="0"/>
-        <w:jc w:val="center"/>
+        <w:jc w:val="left"/>
+      </w:pPr>
+      <w:r>
+        <w:rPr>
+          <w:rFonts w:ascii="Times New Roman" w:hAnsi="Times New Roman" w:eastAsia="Times New Roman"/>
+          <w:b/>
+          <w:i w:val="0"/>
+          <w:sz w:val="26"/>
+        </w:rPr>
+        <w:t xml:space="preserve">Thuộc lĩnh vực: </w:t>
+      </w:r>
+      <w:r>
+        <w:rPr>
+          <w:rFonts w:ascii="Times New Roman" w:hAnsi="Times New Roman" w:eastAsia="Times New Roman"/>
+          <w:b w:val="0"/>
+          <w:i w:val="0"/>
+          <w:sz w:val="26"/>
+        </w:rPr>
+        <w:t>An toàn thông tin trên không gian mạng; bảo vệ dữ liệu trên thiết bị di động; công nghệ thông tin phục vụ đào tạo – huấn luyện</w:t>
+      </w:r>
+    </w:p>
+    <w:p>
+      <w:pPr>
+        <w:pStyle w:val="Heading2"/>
+        <w:keepNext/>
+        <w:spacing w:before="200" w:after="80"/>
+        <w:jc w:val="left"/>
+      </w:pPr>
+      <w:r>
+        <w:rPr>
+          <w:rFonts w:ascii="Times New Roman" w:hAnsi="Times New Roman" w:eastAsia="Times New Roman"/>
+          <w:b/>
+          <w:i w:val="0"/>
+          <w:color w:val="12325B"/>
+          <w:sz w:val="27"/>
+        </w:rPr>
+        <w:t>B. HỒ SƠ KÈM THEO GỒM</w:t>
+      </w:r>
+    </w:p>
+    <w:p>
+      <w:pPr>
+        <w:spacing w:after="60"/>
+        <w:ind w:left="454" w:firstLine="0"/>
       </w:pPr>
       <w:r>
         <w:rPr>
           <w:rFonts w:ascii="Times New Roman" w:hAnsi="Times New Roman" w:eastAsia="Times New Roman"/>
           <w:b w:val="0"/>
-          <w:i/>
-          <w:color w:val="4B5768"/>
-          <w:sz w:val="23"/>
+          <w:i w:val="0"/>
+          <w:sz w:val="26"/>
         </w:rPr>
+        <w:t xml:space="preserve">☑  </w:t>
+      </w:r>
+      <w:r>
+        <w:rPr>
+          <w:rFonts w:ascii="Times New Roman" w:hAnsi="Times New Roman" w:eastAsia="Times New Roman"/>
+          <w:b w:val="0"/>
+          <w:i w:val="0"/>
+          <w:sz w:val="26"/>
+        </w:rPr>
+        <w:t>Đơn đăng ký sáng kiến</w:t>
+      </w:r>
+    </w:p>
+    <w:p>
+      <w:pPr>
+        <w:spacing w:after="60"/>
+        <w:ind w:left="454" w:firstLine="0"/>
+      </w:pPr>
+      <w:r>
+        <w:rPr>
+          <w:rFonts w:ascii="Times New Roman" w:hAnsi="Times New Roman" w:eastAsia="Times New Roman"/>
+          <w:b w:val="0"/>
+          <w:i w:val="0"/>
+          <w:sz w:val="26"/>
+        </w:rPr>
+        <w:t xml:space="preserve">☑  </w:t>
+      </w:r>
+      <w:r>
+        <w:rPr>
+          <w:rFonts w:ascii="Times New Roman" w:hAnsi="Times New Roman" w:eastAsia="Times New Roman"/>
+          <w:b w:val="0"/>
+          <w:i w:val="0"/>
+          <w:sz w:val="26"/>
+        </w:rPr>
+        <w:t>Thuyết minh sáng kiến</w:t>
+      </w:r>
+    </w:p>
+    <w:p>
+      <w:pPr>
+        <w:spacing w:after="60"/>
+        <w:ind w:left="454" w:firstLine="0"/>
+      </w:pPr>
+      <w:r>
+        <w:rPr>
+          <w:rFonts w:ascii="Times New Roman" w:hAnsi="Times New Roman" w:eastAsia="Times New Roman"/>
+          <w:b w:val="0"/>
+          <w:i w:val="0"/>
+          <w:sz w:val="26"/>
+        </w:rPr>
+        <w:t xml:space="preserve">☑  </w:t>
+      </w:r>
+      <w:r>
+        <w:rPr>
+          <w:rFonts w:ascii="Times New Roman" w:hAnsi="Times New Roman" w:eastAsia="Times New Roman"/>
+          <w:b w:val="0"/>
+          <w:i w:val="0"/>
+          <w:sz w:val="26"/>
+        </w:rPr>
+        <w:t>Xác nhận đánh giá hiệu quả mang lại của sáng kiến/giải pháp</w:t>
+      </w:r>
+    </w:p>
+    <w:p>
+      <w:pPr>
+        <w:spacing w:after="60"/>
+        <w:ind w:left="454" w:firstLine="0"/>
+      </w:pPr>
+      <w:r>
+        <w:rPr>
+          <w:rFonts w:ascii="Times New Roman" w:hAnsi="Times New Roman" w:eastAsia="Times New Roman"/>
+          <w:b w:val="0"/>
+          <w:i w:val="0"/>
+          <w:sz w:val="26"/>
+        </w:rPr>
+        <w:t xml:space="preserve">☑  </w:t>
+      </w:r>
+      <w:r>
+        <w:rPr>
+          <w:rFonts w:ascii="Times New Roman" w:hAnsi="Times New Roman" w:eastAsia="Times New Roman"/>
+          <w:b w:val="0"/>
+          <w:i w:val="0"/>
+          <w:sz w:val="26"/>
+        </w:rPr>
+        <w:t>Sản phẩm phần mềm: tệp cài đặt Android (APK) và toàn bộ mã nguồn</w:t>
+      </w:r>
+    </w:p>
+    <w:p>
+      <w:pPr>
+        <w:spacing w:after="60"/>
+        <w:ind w:left="454" w:firstLine="0"/>
+      </w:pPr>
+      <w:r>
+        <w:rPr>
+          <w:rFonts w:ascii="Times New Roman" w:hAnsi="Times New Roman" w:eastAsia="Times New Roman"/>
+          <w:b w:val="0"/>
+          <w:i w:val="0"/>
+          <w:sz w:val="26"/>
+        </w:rPr>
+        <w:t xml:space="preserve">☑  </w:t>
+      </w:r>
+      <w:r>
+        <w:rPr>
+          <w:rFonts w:ascii="Times New Roman" w:hAnsi="Times New Roman" w:eastAsia="Times New Roman"/>
+          <w:b w:val="0"/>
+          <w:i w:val="0"/>
+          <w:sz w:val="26"/>
+        </w:rPr>
+        <w:t>Phụ lục sơ đồ kiến trúc, ảnh chụp giao diện và quy trình kiểm thử</w:t>
+      </w:r>
+    </w:p>
+    <w:p>
+      <w:pPr>
+        <w:pStyle w:val="Heading2"/>
+        <w:keepNext/>
+        <w:spacing w:before="200" w:after="80"/>
+        <w:jc w:val="left"/>
+      </w:pPr>
+      <w:r>
+        <w:rPr>
+          <w:rFonts w:ascii="Times New Roman" w:hAnsi="Times New Roman" w:eastAsia="Times New Roman"/>
+          <w:b/>
+          <w:i w:val="0"/>
+          <w:color w:val="12325B"/>
+          <w:sz w:val="27"/>
+        </w:rPr>
+        <w:t>C. DANH SÁCH CÁC ĐỒNG TÁC GIẢ (NẾU CÓ)</w:t>
       </w:r>
     </w:p>
     <w:tbl>
@@ -110,17 +554,38 @@
         <w:tblLook w:firstColumn="1" w:firstRow="1" w:lastColumn="0" w:lastRow="0" w:noHBand="0" w:noVBand="1" w:val="04A0"/>
       </w:tblPr>
       <w:tblGrid>
-        <w:gridCol w:w="1512"/>
-        <w:gridCol w:w="1512"/>
-        <w:gridCol w:w="1512"/>
-        <w:gridCol w:w="1512"/>
-        <w:gridCol w:w="1512"/>
-        <w:gridCol w:w="1512"/>
+        <w:gridCol w:w="1814"/>
+        <w:gridCol w:w="1814"/>
+        <w:gridCol w:w="1814"/>
+        <w:gridCol w:w="1814"/>
+        <w:gridCol w:w="1814"/>
       </w:tblGrid>
       <w:tr>
         <w:tc>
           <w:tcPr>
-            <w:tcW w:type="dxa" w:w="1701"/>
+            <w:tcW w:type="dxa" w:w="680"/>
+            <w:shd w:val="clear" w:fill="DCE6F1"/>
+          </w:tcPr>
+          <w:p>
+            <w:pPr>
+              <w:spacing w:after="40" w:line="269" w:lineRule="auto"/>
+              <w:ind w:firstLine="0"/>
+              <w:jc w:val="center"/>
+            </w:pPr>
+            <w:r>
+              <w:rPr>
+                <w:rFonts w:ascii="Times New Roman" w:hAnsi="Times New Roman" w:eastAsia="Times New Roman"/>
+                <w:b/>
+                <w:i w:val="0"/>
+                <w:sz w:val="24"/>
+              </w:rPr>
+              <w:t>TT</w:t>
+            </w:r>
+          </w:p>
+        </w:tc>
+        <w:tc>
+          <w:tcPr>
+            <w:tcW w:type="dxa" w:w="2381"/>
             <w:shd w:val="clear" w:fill="DCE6F1"/>
           </w:tcPr>
           <w:p>
@@ -142,72 +607,6 @@
         </w:tc>
         <w:tc>
           <w:tcPr>
-            <w:tcW w:type="dxa" w:w="1077"/>
-            <w:shd w:val="clear" w:fill="DCE6F1"/>
-          </w:tcPr>
-          <w:p>
-            <w:pPr>
-              <w:spacing w:after="40" w:line="269" w:lineRule="auto"/>
-              <w:ind w:firstLine="0"/>
-              <w:jc w:val="center"/>
-            </w:pPr>
-            <w:r>
-              <w:rPr>
-                <w:rFonts w:ascii="Times New Roman" w:hAnsi="Times New Roman" w:eastAsia="Times New Roman"/>
-                <w:b/>
-                <w:i w:val="0"/>
-                <w:sz w:val="24"/>
-              </w:rPr>
-              <w:t>Ngày sinh</w:t>
-            </w:r>
-          </w:p>
-        </w:tc>
-        <w:tc>
-          <w:tcPr>
-            <w:tcW w:type="dxa" w:w="1814"/>
-            <w:shd w:val="clear" w:fill="DCE6F1"/>
-          </w:tcPr>
-          <w:p>
-            <w:pPr>
-              <w:spacing w:after="40" w:line="269" w:lineRule="auto"/>
-              <w:ind w:firstLine="0"/>
-              <w:jc w:val="center"/>
-            </w:pPr>
-            <w:r>
-              <w:rPr>
-                <w:rFonts w:ascii="Times New Roman" w:hAnsi="Times New Roman" w:eastAsia="Times New Roman"/>
-                <w:b/>
-                <w:i w:val="0"/>
-                <w:sz w:val="24"/>
-              </w:rPr>
-              <w:t>Nơi công tác</w:t>
-            </w:r>
-          </w:p>
-        </w:tc>
-        <w:tc>
-          <w:tcPr>
-            <w:tcW w:type="dxa" w:w="1361"/>
-            <w:shd w:val="clear" w:fill="DCE6F1"/>
-          </w:tcPr>
-          <w:p>
-            <w:pPr>
-              <w:spacing w:after="40" w:line="269" w:lineRule="auto"/>
-              <w:ind w:firstLine="0"/>
-              <w:jc w:val="center"/>
-            </w:pPr>
-            <w:r>
-              <w:rPr>
-                <w:rFonts w:ascii="Times New Roman" w:hAnsi="Times New Roman" w:eastAsia="Times New Roman"/>
-                <w:b/>
-                <w:i w:val="0"/>
-                <w:sz w:val="24"/>
-              </w:rPr>
-              <w:t>Chức danh</w:t>
-            </w:r>
-          </w:p>
-        </w:tc>
-        <w:tc>
-          <w:tcPr>
             <w:tcW w:type="dxa" w:w="1474"/>
             <w:shd w:val="clear" w:fill="DCE6F1"/>
           </w:tcPr>
@@ -224,13 +623,35 @@
                 <w:i w:val="0"/>
                 <w:sz w:val="24"/>
               </w:rPr>
-              <w:t>Trình độ chuyên môn</w:t>
+              <w:t>Cấp bậc</w:t>
             </w:r>
           </w:p>
         </w:tc>
         <w:tc>
           <w:tcPr>
-            <w:tcW w:type="dxa" w:w="1077"/>
+            <w:tcW w:type="dxa" w:w="2721"/>
+            <w:shd w:val="clear" w:fill="DCE6F1"/>
+          </w:tcPr>
+          <w:p>
+            <w:pPr>
+              <w:spacing w:after="40" w:line="269" w:lineRule="auto"/>
+              <w:ind w:firstLine="0"/>
+              <w:jc w:val="center"/>
+            </w:pPr>
+            <w:r>
+              <w:rPr>
+                <w:rFonts w:ascii="Times New Roman" w:hAnsi="Times New Roman" w:eastAsia="Times New Roman"/>
+                <w:b/>
+                <w:i w:val="0"/>
+                <w:sz w:val="24"/>
+              </w:rPr>
+              <w:t>Đơn vị công tác</w:t>
+            </w:r>
+          </w:p>
+        </w:tc>
+        <w:tc>
+          <w:tcPr>
+            <w:tcW w:type="dxa" w:w="1814"/>
             <w:shd w:val="clear" w:fill="DCE6F1"/>
           </w:tcPr>
           <w:p>
@@ -254,7 +675,7 @@
       <w:tr>
         <w:tc>
           <w:tcPr>
-            <w:tcW w:type="dxa" w:w="1701"/>
+            <w:tcW w:type="dxa" w:w="680"/>
           </w:tcPr>
           <w:p>
             <w:pPr>
@@ -269,13 +690,13 @@
                 <w:i w:val="0"/>
                 <w:sz w:val="24"/>
               </w:rPr>
-              <w:t>……………</w:t>
+              <w:t>1</w:t>
             </w:r>
           </w:p>
         </w:tc>
         <w:tc>
           <w:tcPr>
-            <w:tcW w:type="dxa" w:w="1077"/>
+            <w:tcW w:type="dxa" w:w="2381"/>
           </w:tcPr>
           <w:p>
             <w:pPr>
@@ -290,7 +711,49 @@
                 <w:i w:val="0"/>
                 <w:sz w:val="24"/>
               </w:rPr>
-              <w:t>…/…/……</w:t>
+              <w:t>……………………</w:t>
+            </w:r>
+          </w:p>
+        </w:tc>
+        <w:tc>
+          <w:tcPr>
+            <w:tcW w:type="dxa" w:w="1474"/>
+          </w:tcPr>
+          <w:p>
+            <w:pPr>
+              <w:spacing w:after="40" w:line="269" w:lineRule="auto"/>
+              <w:ind w:firstLine="0"/>
+              <w:jc w:val="center"/>
+            </w:pPr>
+            <w:r>
+              <w:rPr>
+                <w:rFonts w:ascii="Times New Roman" w:hAnsi="Times New Roman" w:eastAsia="Times New Roman"/>
+                <w:b w:val="0"/>
+                <w:i w:val="0"/>
+                <w:sz w:val="24"/>
+              </w:rPr>
+              <w:t>…………</w:t>
+            </w:r>
+          </w:p>
+        </w:tc>
+        <w:tc>
+          <w:tcPr>
+            <w:tcW w:type="dxa" w:w="2721"/>
+          </w:tcPr>
+          <w:p>
+            <w:pPr>
+              <w:spacing w:after="40" w:line="269" w:lineRule="auto"/>
+              <w:ind w:firstLine="0"/>
+              <w:jc w:val="center"/>
+            </w:pPr>
+            <w:r>
+              <w:rPr>
+                <w:rFonts w:ascii="Times New Roman" w:hAnsi="Times New Roman" w:eastAsia="Times New Roman"/>
+                <w:b w:val="0"/>
+                <w:i w:val="0"/>
+                <w:sz w:val="24"/>
+              </w:rPr>
+              <w:t>……………………</w:t>
             </w:r>
           </w:p>
         </w:tc>
@@ -311,13 +774,36 @@
                 <w:i w:val="0"/>
                 <w:sz w:val="24"/>
               </w:rPr>
-              <w:t>……………</w:t>
+              <w:t>100%</w:t>
+            </w:r>
+          </w:p>
+        </w:tc>
+      </w:tr>
+      <w:tr>
+        <w:tc>
+          <w:tcPr>
+            <w:tcW w:type="dxa" w:w="680"/>
+          </w:tcPr>
+          <w:p>
+            <w:pPr>
+              <w:spacing w:after="40" w:line="269" w:lineRule="auto"/>
+              <w:ind w:firstLine="0"/>
+              <w:jc w:val="left"/>
+            </w:pPr>
+            <w:r>
+              <w:rPr>
+                <w:rFonts w:ascii="Times New Roman" w:hAnsi="Times New Roman" w:eastAsia="Times New Roman"/>
+                <w:b w:val="0"/>
+                <w:i w:val="0"/>
+                <w:sz w:val="24"/>
+              </w:rPr>
+              <w:t>2</w:t>
             </w:r>
           </w:p>
         </w:tc>
         <w:tc>
           <w:tcPr>
-            <w:tcW w:type="dxa" w:w="1361"/>
+            <w:tcW w:type="dxa" w:w="2381"/>
           </w:tcPr>
           <w:p>
             <w:pPr>
@@ -332,7 +818,6 @@
                 <w:i w:val="0"/>
                 <w:sz w:val="24"/>
               </w:rPr>
-              <w:t>……………</w:t>
             </w:r>
           </w:p>
         </w:tc>
@@ -353,13 +838,12 @@
                 <w:i w:val="0"/>
                 <w:sz w:val="24"/>
               </w:rPr>
-              <w:t>……………</w:t>
             </w:r>
           </w:p>
         </w:tc>
         <w:tc>
           <w:tcPr>
-            <w:tcW w:type="dxa" w:w="1077"/>
+            <w:tcW w:type="dxa" w:w="2721"/>
           </w:tcPr>
           <w:p>
             <w:pPr>
@@ -374,7 +858,26 @@
                 <w:i w:val="0"/>
                 <w:sz w:val="24"/>
               </w:rPr>
-              <w:t>100%</w:t>
+            </w:r>
+          </w:p>
+        </w:tc>
+        <w:tc>
+          <w:tcPr>
+            <w:tcW w:type="dxa" w:w="1814"/>
+          </w:tcPr>
+          <w:p>
+            <w:pPr>
+              <w:spacing w:after="40" w:line="269" w:lineRule="auto"/>
+              <w:ind w:firstLine="0"/>
+              <w:jc w:val="center"/>
+            </w:pPr>
+            <w:r>
+              <w:rPr>
+                <w:rFonts w:ascii="Times New Roman" w:hAnsi="Times New Roman" w:eastAsia="Times New Roman"/>
+                <w:b w:val="0"/>
+                <w:i w:val="0"/>
+                <w:sz w:val="24"/>
+              </w:rPr>
             </w:r>
           </w:p>
         </w:tc>
@@ -389,273 +892,11 @@
       <w:r>
         <w:rPr>
           <w:rFonts w:ascii="Times New Roman" w:hAnsi="Times New Roman" w:eastAsia="Times New Roman"/>
-          <w:b/>
-          <w:i w:val="0"/>
-          <w:sz w:val="26"/>
-        </w:rPr>
-        <w:t>1. Là tác giả đề nghị xét công nhận sáng kiến:</w:t>
-      </w:r>
-    </w:p>
-    <w:p>
-      <w:pPr>
-        <w:ind w:firstLine="454"/>
-      </w:pPr>
-      <w:r>
-        <w:rPr>
-          <w:rFonts w:ascii="Times New Roman" w:hAnsi="Times New Roman" w:eastAsia="Times New Roman"/>
-          <w:b w:val="0"/>
-          <w:i/>
-          <w:sz w:val="26"/>
-        </w:rPr>
-        <w:t>SecureVault Mobile — Ứng dụng bảo vệ dữ liệu nhạy cảm trên thiết bị Android, hoạt động hoàn toàn ngoại tuyến, phục vụ công tác và huấn luyện an toàn thông tin</w:t>
-      </w:r>
-    </w:p>
-    <w:p>
-      <w:r>
-        <w:rPr>
-          <w:rFonts w:ascii="Times New Roman" w:hAnsi="Times New Roman" w:eastAsia="Times New Roman"/>
-          <w:b/>
-          <w:i w:val="0"/>
-          <w:sz w:val="26"/>
-        </w:rPr>
-        <w:t>2. Chủ đầu tư tạo ra sáng kiến:</w:t>
-      </w:r>
-    </w:p>
-    <w:p>
-      <w:pPr>
-        <w:ind w:firstLine="454"/>
-      </w:pPr>
-      <w:r>
-        <w:rPr>
-          <w:rFonts w:ascii="Times New Roman" w:hAnsi="Times New Roman" w:eastAsia="Times New Roman"/>
           <w:b w:val="0"/>
           <w:i w:val="0"/>
           <w:sz w:val="26"/>
         </w:rPr>
-        <w:t>Tác giả tự đầu tư thời gian, công sức và phương tiện cá nhân để nghiên cứu và xây dựng sản phẩm.</w:t>
-      </w:r>
-    </w:p>
-    <w:p>
-      <w:r>
-        <w:rPr>
-          <w:rFonts w:ascii="Times New Roman" w:hAnsi="Times New Roman" w:eastAsia="Times New Roman"/>
-          <w:b/>
-          <w:i w:val="0"/>
-          <w:sz w:val="26"/>
-        </w:rPr>
-        <w:t>3. Lĩnh vực áp dụng sáng kiến:</w:t>
-      </w:r>
-    </w:p>
-    <w:p>
-      <w:pPr>
-        <w:ind w:firstLine="454"/>
-      </w:pPr>
-      <w:r>
-        <w:rPr>
-          <w:rFonts w:ascii="Times New Roman" w:hAnsi="Times New Roman" w:eastAsia="Times New Roman"/>
-          <w:b w:val="0"/>
-          <w:i w:val="0"/>
-          <w:sz w:val="26"/>
-        </w:rPr>
-        <w:t>An toàn thông tin trên không gian mạng; bảo vệ dữ liệu trên thiết bị di động; công tác đào tạo, huấn luyện. Sáng kiến giải quyết vấn đề bảo vệ dữ liệu nội bộ, dữ liệu nhạy cảm phát sinh trong quá trình công tác và giảng dạy khi các dữ liệu này được lưu trữ và sử dụng trên điện thoại thông minh.</w:t>
-      </w:r>
-    </w:p>
-    <w:p>
-      <w:r>
-        <w:rPr>
-          <w:rFonts w:ascii="Times New Roman" w:hAnsi="Times New Roman" w:eastAsia="Times New Roman"/>
-          <w:b/>
-          <w:i w:val="0"/>
-          <w:sz w:val="26"/>
-        </w:rPr>
-        <w:t>4. Ngày sáng kiến được áp dụng lần đầu hoặc áp dụng thử:</w:t>
-      </w:r>
-    </w:p>
-    <w:p>
-      <w:pPr>
-        <w:ind w:firstLine="454"/>
-      </w:pPr>
-      <w:r>
-        <w:rPr>
-          <w:rFonts w:ascii="Times New Roman" w:hAnsi="Times New Roman" w:eastAsia="Times New Roman"/>
-          <w:b w:val="0"/>
-          <w:i w:val="0"/>
-          <w:sz w:val="26"/>
-        </w:rPr>
-        <w:t>Ngày …… tháng …… năm 202…  ……………………………………………………………………</w:t>
-      </w:r>
-    </w:p>
-    <w:p>
-      <w:r>
-        <w:rPr>
-          <w:rFonts w:ascii="Times New Roman" w:hAnsi="Times New Roman" w:eastAsia="Times New Roman"/>
-          <w:b/>
-          <w:i w:val="0"/>
-          <w:sz w:val="26"/>
-        </w:rPr>
-        <w:t>5. Mô tả bản chất của sáng kiến:</w:t>
-      </w:r>
-    </w:p>
-    <w:p>
-      <w:pPr>
-        <w:ind w:firstLine="454"/>
-      </w:pPr>
-      <w:r>
-        <w:rPr>
-          <w:rFonts w:ascii="Times New Roman" w:hAnsi="Times New Roman" w:eastAsia="Times New Roman"/>
-          <w:b w:val="0"/>
-          <w:i w:val="0"/>
-          <w:sz w:val="26"/>
-        </w:rPr>
-        <w:t>Sáng kiến là một ứng dụng Android cho phép người dùng mã hoá, ký số, kiểm tra tính toàn vẹn, chia khoá phục hồi và xử lý an toàn dữ liệu ngay trên thiết bị, không cần kết nối mạng và không sử dụng bất kỳ dịch vụ máy chủ nào.</w:t>
-      </w:r>
-    </w:p>
-    <w:p>
-      <w:pPr>
-        <w:ind w:firstLine="454"/>
-      </w:pPr>
-      <w:r>
-        <w:rPr>
-          <w:rFonts w:ascii="Times New Roman" w:hAnsi="Times New Roman" w:eastAsia="Times New Roman"/>
-          <w:b w:val="0"/>
-          <w:i w:val="0"/>
-          <w:sz w:val="26"/>
-        </w:rPr>
-        <w:t>Điểm cốt lõi về mặt kỹ thuật là kiến trúc một lõi bảo mật dùng chung, được tổ chức sao cho phần nghiệp vụ mật mã hoàn toàn độc lập với giao diện và với nền tảng. Trên nền tảng di động, hệ điều hành không cho phép ứng dụng sinh tiến trình con để chạy các công cụ mật mã dạng tệp nhị phân — đây chính là rào cản khiến nhiều công cụ tin cậy trên máy tính để bàn không có bản dùng được trên điện thoại. Sáng kiến giải quyết rào cản này bằng cách đặt một điểm nối trừu tượng tại vị trí bộ mã hoá nội dung, cho phép thay thế bộ mã hoá mà không làm thay đổi định dạng tệp, và đã kiểm chứng tính tương thích bằng thực nghiệm đối chứng hai chiều với công cụ chuẩn.</w:t>
-      </w:r>
-    </w:p>
-    <w:p>
-      <w:pPr>
-        <w:ind w:firstLine="454"/>
-      </w:pPr>
-      <w:r>
-        <w:rPr>
-          <w:rFonts w:ascii="Times New Roman" w:hAnsi="Times New Roman" w:eastAsia="Times New Roman"/>
-          <w:b w:val="0"/>
-          <w:i w:val="0"/>
-          <w:sz w:val="26"/>
-        </w:rPr>
-        <w:t>Sản phẩm cung cấp 38 lệnh nghiệp vụ thuộc sáu nhóm chức năng, được xây dựng trên 14 thành phần mã nguồn độc lập kèm 267 hàm kiểm thử tự động. Nội dung chi tiết được trình bày trong Thuyết minh sáng kiến kèm theo.</w:t>
-      </w:r>
-    </w:p>
-    <w:p>
-      <w:r>
-        <w:rPr>
-          <w:rFonts w:ascii="Times New Roman" w:hAnsi="Times New Roman" w:eastAsia="Times New Roman"/>
-          <w:b/>
-          <w:i w:val="0"/>
-          <w:sz w:val="26"/>
-        </w:rPr>
-        <w:t>6. Những thông tin cần được bảo mật:</w:t>
-      </w:r>
-    </w:p>
-    <w:p>
-      <w:pPr>
-        <w:ind w:firstLine="454"/>
-      </w:pPr>
-      <w:r>
-        <w:rPr>
-          <w:rFonts w:ascii="Times New Roman" w:hAnsi="Times New Roman" w:eastAsia="Times New Roman"/>
-          <w:b w:val="0"/>
-          <w:i w:val="0"/>
-          <w:sz w:val="26"/>
-        </w:rPr>
-        <w:t>Không. Toàn bộ thuật toán sử dụng đều là thuật toán công khai, đã được cộng đồng khoa học kiểm chứng. Mã nguồn được công bố để có thể kiểm tra lại.</w:t>
-      </w:r>
-    </w:p>
-    <w:p>
-      <w:r>
-        <w:rPr>
-          <w:rFonts w:ascii="Times New Roman" w:hAnsi="Times New Roman" w:eastAsia="Times New Roman"/>
-          <w:b/>
-          <w:i w:val="0"/>
-          <w:sz w:val="26"/>
-        </w:rPr>
-        <w:t>7. Các điều kiện cần thiết để áp dụng sáng kiến:</w:t>
-      </w:r>
-    </w:p>
-    <w:p>
-      <w:pPr>
-        <w:pStyle w:val="ListBullet"/>
-        <w:spacing w:after="60"/>
-        <w:ind w:left="454"/>
-      </w:pPr>
-      <w:r>
-        <w:rPr>
-          <w:rFonts w:ascii="Times New Roman" w:hAnsi="Times New Roman" w:eastAsia="Times New Roman"/>
-          <w:b w:val="0"/>
-          <w:i w:val="0"/>
-          <w:sz w:val="26"/>
-        </w:rPr>
-        <w:t>Một điện thoại chạy hệ điều hành Android (không yêu cầu quyền quản trị thiết bị).</w:t>
-      </w:r>
-    </w:p>
-    <w:p>
-      <w:pPr>
-        <w:pStyle w:val="ListBullet"/>
-        <w:spacing w:after="60"/>
-        <w:ind w:left="454"/>
-      </w:pPr>
-      <w:r>
-        <w:rPr>
-          <w:rFonts w:ascii="Times New Roman" w:hAnsi="Times New Roman" w:eastAsia="Times New Roman"/>
-          <w:b w:val="0"/>
-          <w:i w:val="0"/>
-          <w:sz w:val="26"/>
-        </w:rPr>
-        <w:t>Không cần máy chủ, không cần kết nối mạng, không phát sinh chi phí bản quyền.</w:t>
-      </w:r>
-    </w:p>
-    <w:p>
-      <w:pPr>
-        <w:pStyle w:val="ListBullet"/>
-        <w:spacing w:after="60"/>
-        <w:ind w:left="454"/>
-      </w:pPr>
-      <w:r>
-        <w:rPr>
-          <w:rFonts w:ascii="Times New Roman" w:hAnsi="Times New Roman" w:eastAsia="Times New Roman"/>
-          <w:b w:val="0"/>
-          <w:i w:val="0"/>
-          <w:sz w:val="26"/>
-        </w:rPr>
-        <w:t>Người dùng được hướng dẫn sử dụng cơ bản (khoảng 30 phút) và hiểu nguyên tắc bảo quản mật khẩu.</w:t>
-      </w:r>
-    </w:p>
-    <w:p>
-      <w:r>
-        <w:rPr>
-          <w:rFonts w:ascii="Times New Roman" w:hAnsi="Times New Roman" w:eastAsia="Times New Roman"/>
-          <w:b/>
-          <w:i w:val="0"/>
-          <w:sz w:val="26"/>
-        </w:rPr>
-        <w:t>8. Đánh giá lợi ích thu được:</w:t>
-      </w:r>
-    </w:p>
-    <w:p>
-      <w:pPr>
-        <w:ind w:firstLine="454"/>
-      </w:pPr>
-      <w:r>
-        <w:rPr>
-          <w:rFonts w:ascii="Times New Roman" w:hAnsi="Times New Roman" w:eastAsia="Times New Roman"/>
-          <w:b w:val="0"/>
-          <w:i w:val="0"/>
-          <w:sz w:val="26"/>
-        </w:rPr>
-        <w:t>Sáng kiến mang lại giá trị kép: vừa là công cụ bảo vệ dữ liệu sử dụng được trong công tác, vừa là học cụ trực quan phục vụ giảng dạy an toàn thông tin. Đánh giá chi tiết được trình bày tại văn bản “Dự kiến hiệu quả khi đưa vào ứng dụng trong thực tiễn” kèm theo hồ sơ.</w:t>
-      </w:r>
-    </w:p>
-    <w:p>
-      <w:r>
-        <w:rPr>
-          <w:rFonts w:ascii="Times New Roman" w:hAnsi="Times New Roman" w:eastAsia="Times New Roman"/>
-          <w:b w:val="0"/>
-          <w:i w:val="0"/>
-          <w:sz w:val="26"/>
-        </w:rPr>
-        <w:t>Tôi xin cam đoan mọi thông tin nêu trong đơn là trung thực, đúng sự thật và hoàn toàn chịu trách nhiệm trước pháp luật.</w:t>
+        <w:t>Tôi xin cam đoan sáng kiến/giải pháp nói trên là do tôi nghiên cứu, thiết kế và trực tiếp xây dựng. Toàn bộ ý tưởng giải pháp, kiến trúc hệ thống, thuật toán tổ chức và bảo vệ dữ liệu, định dạng tệp két, cùng toàn bộ mã nguồn của sản phẩm là kết quả nghiên cứu của cá nhân tôi. Các nguyên hàm mật mã cơ sở sử dụng trong sản phẩm là những chuẩn công khai đã được cộng đồng khoa học kiểm chứng, do tôi lựa chọn và vận dụng có luận cứ vào thiết kế của mình — đúng theo nguyên tắc nghề nghiệp là không tự chế thuật toán mật mã. Tôi hoàn toàn chịu trách nhiệm trước pháp luật về nội dung đã kê khai.</w:t>
       </w:r>
     </w:p>
     <w:p>
@@ -701,7 +942,7 @@
                 <w:i w:val="0"/>
                 <w:sz w:val="25"/>
               </w:rPr>
-              <w:t>XÁC NHẬN CỦA ĐƠN VỊ</w:t>
+              <w:t>TÁC GIẢ SÁNG KIẾN</w:t>
             </w:r>
           </w:p>
           <w:p>
@@ -717,7 +958,7 @@
                 <w:color w:val="4B5768"/>
                 <w:sz w:val="23"/>
               </w:rPr>
-              <w:t>(ký, ghi rõ họ tên, đóng dấu)</w:t>
+              <w:t>(Ký, ghi rõ họ tên)</w:t>
             </w:r>
           </w:p>
           <w:p/>
@@ -741,7 +982,7 @@
                 <w:i w:val="0"/>
                 <w:sz w:val="25"/>
               </w:rPr>
-              <w:t>NGƯỜI NỘP ĐƠN</w:t>
+              <w:t>CHỈ HUY ĐƠN VỊ</w:t>
             </w:r>
           </w:p>
           <w:p>
@@ -757,7 +998,7 @@
                 <w:color w:val="4B5768"/>
                 <w:sz w:val="23"/>
               </w:rPr>
-              <w:t>(ký, ghi rõ họ tên)</w:t>
+              <w:t>(Ký, đóng dấu)</w:t>
             </w:r>
           </w:p>
           <w:p/>

--- a/hoso-sang-kien/docx/01-Don-dang-ky-sang-kien.docx
+++ b/hoso-sang-kien/docx/01-Don-dang-ky-sang-kien.docx
@@ -335,16 +335,7 @@
         <w:t>……………………………          e-mail: ……………………………</w:t>
       </w:r>
     </w:p>
-    <w:p>
-      <w:r>
-        <w:rPr>
-          <w:rFonts w:ascii="Times New Roman" w:hAnsi="Times New Roman" w:eastAsia="Times New Roman"/>
-          <w:b w:val="0"/>
-          <w:i w:val="0"/>
-          <w:sz w:val="26"/>
-        </w:rPr>
-      </w:r>
-    </w:p>
+    <w:p/>
     <w:p>
       <w:r>
         <w:rPr>
@@ -362,7 +353,7 @@
           <w:i w:val="0"/>
           <w:sz w:val="26"/>
         </w:rPr>
-        <w:t>“SecureVault Mobile — Ứng dụng bảo vệ dữ liệu nhạy cảm trên thiết bị Android hoạt động hoàn toàn ngoại tuyến, phục vụ công tác và huấn luyện an toàn thông tin”.</w:t>
+        <w:t>“Bộ công cụ bảo mật và quyền riêng tư dữ liệu ngoại tuyến trên thiết bị di động phục vụ huấn luyện an toàn thông tin (SecureVault Mobile)”.</w:t>
       </w:r>
     </w:p>
     <w:p>

--- a/hoso-sang-kien/docx/01-Don-dang-ky-sang-kien.docx
+++ b/hoso-sang-kien/docx/01-Don-dang-ky-sang-kien.docx
@@ -9,8 +9,8 @@
         <w:tblLook w:firstColumn="1" w:firstRow="1" w:lastColumn="0" w:lastRow="0" w:noHBand="0" w:noVBand="1" w:val="04A0"/>
       </w:tblPr>
       <w:tblGrid>
-        <w:gridCol w:w="4535"/>
-        <w:gridCol w:w="4535"/>
+        <w:gridCol w:w="4536"/>
+        <w:gridCol w:w="4536"/>
       </w:tblGrid>
       <w:tr>
         <w:tc>
@@ -139,30 +139,12 @@
         </w:rPr>
         <w:t>ĐƠN ĐĂNG KÝ</w:t>
         <w:br/>
-        <w:t>SÁNG KIẾN CẢI TIẾN KỸ THUẬT NĂM ……</w:t>
+        <w:t>SÁNG KIẾN CẢI TIẾN KỸ THUẬT NĂM 2026</w:t>
       </w:r>
     </w:p>
     <w:p>
       <w:pPr>
-        <w:pStyle w:val="Heading2"/>
-        <w:keepNext/>
-        <w:spacing w:before="200" w:after="80"/>
-        <w:jc w:val="left"/>
-      </w:pPr>
-      <w:r>
-        <w:rPr>
-          <w:rFonts w:ascii="Times New Roman" w:hAnsi="Times New Roman" w:eastAsia="Times New Roman"/>
-          <w:b/>
-          <w:i w:val="0"/>
-          <w:color w:val="12325B"/>
-          <w:sz w:val="27"/>
-        </w:rPr>
-        <w:t>A. THÔNG TIN TÁC GIẢ</w:t>
-      </w:r>
-    </w:p>
-    <w:p>
-      <w:pPr>
-        <w:spacing w:after="80"/>
+        <w:spacing w:after="60"/>
         <w:ind w:firstLine="0"/>
         <w:jc w:val="left"/>
       </w:pPr>
@@ -182,12 +164,12 @@
           <w:i w:val="0"/>
           <w:sz w:val="26"/>
         </w:rPr>
-        <w:t>………………………………………………………………………………</w:t>
+        <w:t>Trần Thị Tới</w:t>
       </w:r>
     </w:p>
     <w:p>
       <w:pPr>
-        <w:spacing w:after="80"/>
+        <w:spacing w:after="60"/>
         <w:ind w:firstLine="0"/>
         <w:jc w:val="left"/>
       </w:pPr>
@@ -207,12 +189,12 @@
           <w:i w:val="0"/>
           <w:sz w:val="26"/>
         </w:rPr>
-        <w:t>………………………………………………………………………………</w:t>
+        <w:t>Khoa K6, Học viện Khoa học Quân sự</w:t>
       </w:r>
     </w:p>
     <w:p>
       <w:pPr>
-        <w:spacing w:after="80"/>
+        <w:spacing w:after="60"/>
         <w:ind w:firstLine="0"/>
         <w:jc w:val="left"/>
       </w:pPr>
@@ -232,12 +214,12 @@
           <w:i w:val="0"/>
           <w:sz w:val="26"/>
         </w:rPr>
-        <w:t>………………………………………………………………………………</w:t>
+        <w:t>Thượng uý</w:t>
       </w:r>
     </w:p>
     <w:p>
       <w:pPr>
-        <w:spacing w:after="80"/>
+        <w:spacing w:after="60"/>
         <w:ind w:firstLine="0"/>
         <w:jc w:val="left"/>
       </w:pPr>
@@ -257,12 +239,12 @@
           <w:i w:val="0"/>
           <w:sz w:val="26"/>
         </w:rPr>
-        <w:t>………………………………………………………………………………</w:t>
+        <w:t>Kỹ sư</w:t>
       </w:r>
     </w:p>
     <w:p>
       <w:pPr>
-        <w:spacing w:after="80"/>
+        <w:spacing w:after="60"/>
         <w:ind w:firstLine="0"/>
         <w:jc w:val="left"/>
       </w:pPr>
@@ -282,12 +264,12 @@
           <w:i w:val="0"/>
           <w:sz w:val="26"/>
         </w:rPr>
-        <w:t>………………………………………………………………………………</w:t>
+        <w:t>01/10/2001</w:t>
       </w:r>
     </w:p>
     <w:p>
       <w:pPr>
-        <w:spacing w:after="80"/>
+        <w:spacing w:after="60"/>
         <w:ind w:firstLine="0"/>
         <w:jc w:val="left"/>
       </w:pPr>
@@ -307,12 +289,12 @@
           <w:i w:val="0"/>
           <w:sz w:val="26"/>
         </w:rPr>
-        <w:t>………………………………………………………………………………</w:t>
+        <w:t>Số 322E Lê Trọng Tấn, Phương Liệt, Hà Nội</w:t>
       </w:r>
     </w:p>
     <w:p>
       <w:pPr>
-        <w:spacing w:after="80"/>
+        <w:spacing w:after="160"/>
         <w:ind w:firstLine="0"/>
         <w:jc w:val="left"/>
       </w:pPr>
@@ -332,10 +314,9 @@
           <w:i w:val="0"/>
           <w:sz w:val="26"/>
         </w:rPr>
-        <w:t>……………………………          e-mail: ……………………………</w:t>
+        <w:t>0972743096          e-mail: toitt2001@gmail.com</w:t>
       </w:r>
     </w:p>
-    <w:p/>
     <w:p>
       <w:r>
         <w:rPr>
@@ -353,7 +334,7 @@
           <w:i w:val="0"/>
           <w:sz w:val="26"/>
         </w:rPr>
-        <w:t>“Bộ công cụ bảo mật và quyền riêng tư dữ liệu ngoại tuyến trên thiết bị di động phục vụ huấn luyện an toàn thông tin (SecureVault Mobile)”.</w:t>
+        <w:t>“Bộ công cụ bảo đảm an toàn thông tin và quyền riêng tư dữ liệu trên thiết bị di động (SecureVault Mobile)”.</w:t>
       </w:r>
     </w:p>
     <w:p>
@@ -378,7 +359,7 @@
           <w:i w:val="0"/>
           <w:sz w:val="26"/>
         </w:rPr>
-        <w:t>An toàn thông tin trên không gian mạng; bảo vệ dữ liệu trên thiết bị di động; công nghệ thông tin phục vụ đào tạo – huấn luyện</w:t>
+        <w:t>An toàn thông tin</w:t>
       </w:r>
     </w:p>
     <w:p>
@@ -468,7 +449,31 @@
           <w:i w:val="0"/>
           <w:sz w:val="26"/>
         </w:rPr>
-        <w:t>Xác nhận đánh giá hiệu quả mang lại của sáng kiến/giải pháp</w:t>
+        <w:t>Dự kiến đánh giá hiệu quả mang lại của sáng kiến</w:t>
+      </w:r>
+    </w:p>
+    <w:p>
+      <w:pPr>
+        <w:spacing w:after="60"/>
+        <w:ind w:left="454" w:firstLine="0"/>
+      </w:pPr>
+      <w:r>
+        <w:rPr>
+          <w:rFonts w:ascii="Times New Roman" w:hAnsi="Times New Roman" w:eastAsia="Times New Roman"/>
+          <w:b w:val="0"/>
+          <w:i w:val="0"/>
+          <w:sz w:val="26"/>
+        </w:rPr>
+        <w:t xml:space="preserve">☑  </w:t>
+      </w:r>
+      <w:r>
+        <w:rPr>
+          <w:rFonts w:ascii="Times New Roman" w:hAnsi="Times New Roman" w:eastAsia="Times New Roman"/>
+          <w:b w:val="0"/>
+          <w:i w:val="0"/>
+          <w:sz w:val="26"/>
+        </w:rPr>
+        <w:t>Đề cương chi tiết về sáng kiến</w:t>
       </w:r>
     </w:p>
     <w:p>
@@ -497,30 +502,6 @@
     </w:p>
     <w:p>
       <w:pPr>
-        <w:spacing w:after="60"/>
-        <w:ind w:left="454" w:firstLine="0"/>
-      </w:pPr>
-      <w:r>
-        <w:rPr>
-          <w:rFonts w:ascii="Times New Roman" w:hAnsi="Times New Roman" w:eastAsia="Times New Roman"/>
-          <w:b w:val="0"/>
-          <w:i w:val="0"/>
-          <w:sz w:val="26"/>
-        </w:rPr>
-        <w:t xml:space="preserve">☑  </w:t>
-      </w:r>
-      <w:r>
-        <w:rPr>
-          <w:rFonts w:ascii="Times New Roman" w:hAnsi="Times New Roman" w:eastAsia="Times New Roman"/>
-          <w:b w:val="0"/>
-          <w:i w:val="0"/>
-          <w:sz w:val="26"/>
-        </w:rPr>
-        <w:t>Phụ lục sơ đồ kiến trúc, ảnh chụp giao diện và quy trình kiểm thử</w:t>
-      </w:r>
-    </w:p>
-    <w:p>
-      <w:pPr>
         <w:pStyle w:val="Heading2"/>
         <w:keepNext/>
         <w:spacing w:before="200" w:after="80"/>
@@ -534,7 +515,7 @@
           <w:color w:val="12325B"/>
           <w:sz w:val="27"/>
         </w:rPr>
-        <w:t>C. DANH SÁCH CÁC ĐỒNG TÁC GIẢ (NẾU CÓ)</w:t>
+        <w:t>C. DANH SÁCH CÁC ĐỒNG TÁC GIẢ</w:t>
       </w:r>
     </w:p>
     <w:tbl>
@@ -559,7 +540,7 @@
           </w:tcPr>
           <w:p>
             <w:pPr>
-              <w:spacing w:after="40" w:line="269" w:lineRule="auto"/>
+              <w:spacing w:after="20" w:line="240" w:lineRule="auto"/>
               <w:ind w:firstLine="0"/>
               <w:jc w:val="center"/>
             </w:pPr>
@@ -576,12 +557,12 @@
         </w:tc>
         <w:tc>
           <w:tcPr>
-            <w:tcW w:type="dxa" w:w="2381"/>
+            <w:tcW w:type="dxa" w:w="2154"/>
             <w:shd w:val="clear" w:fill="DCE6F1"/>
           </w:tcPr>
           <w:p>
             <w:pPr>
-              <w:spacing w:after="40" w:line="269" w:lineRule="auto"/>
+              <w:spacing w:after="20" w:line="240" w:lineRule="auto"/>
               <w:ind w:firstLine="0"/>
               <w:jc w:val="center"/>
             </w:pPr>
@@ -598,12 +579,12 @@
         </w:tc>
         <w:tc>
           <w:tcPr>
-            <w:tcW w:type="dxa" w:w="1474"/>
+            <w:tcW w:type="dxa" w:w="2608"/>
             <w:shd w:val="clear" w:fill="DCE6F1"/>
           </w:tcPr>
           <w:p>
             <w:pPr>
-              <w:spacing w:after="40" w:line="269" w:lineRule="auto"/>
+              <w:spacing w:after="20" w:line="240" w:lineRule="auto"/>
               <w:ind w:firstLine="0"/>
               <w:jc w:val="center"/>
             </w:pPr>
@@ -614,18 +595,18 @@
                 <w:i w:val="0"/>
                 <w:sz w:val="24"/>
               </w:rPr>
-              <w:t>Cấp bậc</w:t>
+              <w:t>Đơn vị</w:t>
             </w:r>
           </w:p>
         </w:tc>
         <w:tc>
           <w:tcPr>
-            <w:tcW w:type="dxa" w:w="2721"/>
+            <w:tcW w:type="dxa" w:w="2041"/>
             <w:shd w:val="clear" w:fill="DCE6F1"/>
           </w:tcPr>
           <w:p>
             <w:pPr>
-              <w:spacing w:after="40" w:line="269" w:lineRule="auto"/>
+              <w:spacing w:after="20" w:line="240" w:lineRule="auto"/>
               <w:ind w:firstLine="0"/>
               <w:jc w:val="center"/>
             </w:pPr>
@@ -636,18 +617,18 @@
                 <w:i w:val="0"/>
                 <w:sz w:val="24"/>
               </w:rPr>
-              <w:t>Đơn vị công tác</w:t>
+              <w:t>Cấp bậc, chức vụ</w:t>
             </w:r>
           </w:p>
         </w:tc>
         <w:tc>
           <w:tcPr>
-            <w:tcW w:type="dxa" w:w="1814"/>
+            <w:tcW w:type="dxa" w:w="1587"/>
             <w:shd w:val="clear" w:fill="DCE6F1"/>
           </w:tcPr>
           <w:p>
             <w:pPr>
-              <w:spacing w:after="40" w:line="269" w:lineRule="auto"/>
+              <w:spacing w:after="20" w:line="240" w:lineRule="auto"/>
               <w:ind w:firstLine="0"/>
               <w:jc w:val="center"/>
             </w:pPr>
@@ -670,7 +651,7 @@
           </w:tcPr>
           <w:p>
             <w:pPr>
-              <w:spacing w:after="40" w:line="269" w:lineRule="auto"/>
+              <w:spacing w:after="20" w:line="240" w:lineRule="auto"/>
               <w:ind w:firstLine="0"/>
               <w:jc w:val="left"/>
             </w:pPr>
@@ -679,7 +660,7 @@
                 <w:rFonts w:ascii="Times New Roman" w:hAnsi="Times New Roman" w:eastAsia="Times New Roman"/>
                 <w:b w:val="0"/>
                 <w:i w:val="0"/>
-                <w:sz w:val="24"/>
+                <w:sz w:val="23"/>
               </w:rPr>
               <w:t>1</w:t>
             </w:r>
@@ -687,11 +668,11 @@
         </w:tc>
         <w:tc>
           <w:tcPr>
-            <w:tcW w:type="dxa" w:w="2381"/>
+            <w:tcW w:type="dxa" w:w="2154"/>
           </w:tcPr>
           <w:p>
             <w:pPr>
-              <w:spacing w:after="40" w:line="269" w:lineRule="auto"/>
+              <w:spacing w:after="20" w:line="240" w:lineRule="auto"/>
               <w:ind w:firstLine="0"/>
               <w:jc w:val="center"/>
             </w:pPr>
@@ -700,19 +681,40 @@
                 <w:rFonts w:ascii="Times New Roman" w:hAnsi="Times New Roman" w:eastAsia="Times New Roman"/>
                 <w:b w:val="0"/>
                 <w:i w:val="0"/>
-                <w:sz w:val="24"/>
+                <w:sz w:val="23"/>
               </w:rPr>
-              <w:t>……………………</w:t>
+              <w:t>Hoàng Trung Dũng</w:t>
             </w:r>
           </w:p>
         </w:tc>
         <w:tc>
           <w:tcPr>
-            <w:tcW w:type="dxa" w:w="1474"/>
+            <w:tcW w:type="dxa" w:w="2608"/>
           </w:tcPr>
           <w:p>
             <w:pPr>
-              <w:spacing w:after="40" w:line="269" w:lineRule="auto"/>
+              <w:spacing w:after="20" w:line="240" w:lineRule="auto"/>
+              <w:ind w:firstLine="0"/>
+              <w:jc w:val="left"/>
+            </w:pPr>
+            <w:r>
+              <w:rPr>
+                <w:rFonts w:ascii="Times New Roman" w:hAnsi="Times New Roman" w:eastAsia="Times New Roman"/>
+                <w:b w:val="0"/>
+                <w:i w:val="0"/>
+                <w:sz w:val="23"/>
+              </w:rPr>
+              <w:t>Phòng KHQS, Học viện Khoa học Quân sự</w:t>
+            </w:r>
+          </w:p>
+        </w:tc>
+        <w:tc>
+          <w:tcPr>
+            <w:tcW w:type="dxa" w:w="2041"/>
+          </w:tcPr>
+          <w:p>
+            <w:pPr>
+              <w:spacing w:after="20" w:line="240" w:lineRule="auto"/>
               <w:ind w:firstLine="0"/>
               <w:jc w:val="center"/>
             </w:pPr>
@@ -721,19 +723,19 @@
                 <w:rFonts w:ascii="Times New Roman" w:hAnsi="Times New Roman" w:eastAsia="Times New Roman"/>
                 <w:b w:val="0"/>
                 <w:i w:val="0"/>
-                <w:sz w:val="24"/>
+                <w:sz w:val="23"/>
               </w:rPr>
-              <w:t>…………</w:t>
+              <w:t>Trung tá, Trưởng ban</w:t>
             </w:r>
           </w:p>
         </w:tc>
         <w:tc>
           <w:tcPr>
-            <w:tcW w:type="dxa" w:w="2721"/>
+            <w:tcW w:type="dxa" w:w="1587"/>
           </w:tcPr>
           <w:p>
             <w:pPr>
-              <w:spacing w:after="40" w:line="269" w:lineRule="auto"/>
+              <w:spacing w:after="20" w:line="240" w:lineRule="auto"/>
               <w:ind w:firstLine="0"/>
               <w:jc w:val="center"/>
             </w:pPr>
@@ -742,30 +744,9 @@
                 <w:rFonts w:ascii="Times New Roman" w:hAnsi="Times New Roman" w:eastAsia="Times New Roman"/>
                 <w:b w:val="0"/>
                 <w:i w:val="0"/>
-                <w:sz w:val="24"/>
+                <w:sz w:val="23"/>
               </w:rPr>
-              <w:t>……………………</w:t>
-            </w:r>
-          </w:p>
-        </w:tc>
-        <w:tc>
-          <w:tcPr>
-            <w:tcW w:type="dxa" w:w="1814"/>
-          </w:tcPr>
-          <w:p>
-            <w:pPr>
-              <w:spacing w:after="40" w:line="269" w:lineRule="auto"/>
-              <w:ind w:firstLine="0"/>
-              <w:jc w:val="center"/>
-            </w:pPr>
-            <w:r>
-              <w:rPr>
-                <w:rFonts w:ascii="Times New Roman" w:hAnsi="Times New Roman" w:eastAsia="Times New Roman"/>
-                <w:b w:val="0"/>
-                <w:i w:val="0"/>
-                <w:sz w:val="24"/>
-              </w:rPr>
-              <w:t>100%</w:t>
+              <w:t>25%</w:t>
             </w:r>
           </w:p>
         </w:tc>
@@ -777,7 +758,7 @@
           </w:tcPr>
           <w:p>
             <w:pPr>
-              <w:spacing w:after="40" w:line="269" w:lineRule="auto"/>
+              <w:spacing w:after="20" w:line="240" w:lineRule="auto"/>
               <w:ind w:firstLine="0"/>
               <w:jc w:val="left"/>
             </w:pPr>
@@ -786,7 +767,7 @@
                 <w:rFonts w:ascii="Times New Roman" w:hAnsi="Times New Roman" w:eastAsia="Times New Roman"/>
                 <w:b w:val="0"/>
                 <w:i w:val="0"/>
-                <w:sz w:val="24"/>
+                <w:sz w:val="23"/>
               </w:rPr>
               <w:t>2</w:t>
             </w:r>
@@ -794,11 +775,11 @@
         </w:tc>
         <w:tc>
           <w:tcPr>
-            <w:tcW w:type="dxa" w:w="2381"/>
+            <w:tcW w:type="dxa" w:w="2154"/>
           </w:tcPr>
           <w:p>
             <w:pPr>
-              <w:spacing w:after="40" w:line="269" w:lineRule="auto"/>
+              <w:spacing w:after="20" w:line="240" w:lineRule="auto"/>
               <w:ind w:firstLine="0"/>
               <w:jc w:val="center"/>
             </w:pPr>
@@ -807,18 +788,40 @@
                 <w:rFonts w:ascii="Times New Roman" w:hAnsi="Times New Roman" w:eastAsia="Times New Roman"/>
                 <w:b w:val="0"/>
                 <w:i w:val="0"/>
-                <w:sz w:val="24"/>
+                <w:sz w:val="23"/>
               </w:rPr>
+              <w:t>Đinh Bá Minh</w:t>
             </w:r>
           </w:p>
         </w:tc>
         <w:tc>
           <w:tcPr>
-            <w:tcW w:type="dxa" w:w="1474"/>
+            <w:tcW w:type="dxa" w:w="2608"/>
           </w:tcPr>
           <w:p>
             <w:pPr>
-              <w:spacing w:after="40" w:line="269" w:lineRule="auto"/>
+              <w:spacing w:after="20" w:line="240" w:lineRule="auto"/>
+              <w:ind w:firstLine="0"/>
+              <w:jc w:val="left"/>
+            </w:pPr>
+            <w:r>
+              <w:rPr>
+                <w:rFonts w:ascii="Times New Roman" w:hAnsi="Times New Roman" w:eastAsia="Times New Roman"/>
+                <w:b w:val="0"/>
+                <w:i w:val="0"/>
+                <w:sz w:val="23"/>
+              </w:rPr>
+              <w:t>Khoa K6, Học viện Khoa học Quân sự</w:t>
+            </w:r>
+          </w:p>
+        </w:tc>
+        <w:tc>
+          <w:tcPr>
+            <w:tcW w:type="dxa" w:w="2041"/>
+          </w:tcPr>
+          <w:p>
+            <w:pPr>
+              <w:spacing w:after="20" w:line="240" w:lineRule="auto"/>
               <w:ind w:firstLine="0"/>
               <w:jc w:val="center"/>
             </w:pPr>
@@ -827,18 +830,19 @@
                 <w:rFonts w:ascii="Times New Roman" w:hAnsi="Times New Roman" w:eastAsia="Times New Roman"/>
                 <w:b w:val="0"/>
                 <w:i w:val="0"/>
-                <w:sz w:val="24"/>
+                <w:sz w:val="23"/>
               </w:rPr>
+              <w:t>Thiếu tá, Giảng viên</w:t>
             </w:r>
           </w:p>
         </w:tc>
         <w:tc>
           <w:tcPr>
-            <w:tcW w:type="dxa" w:w="2721"/>
+            <w:tcW w:type="dxa" w:w="1587"/>
           </w:tcPr>
           <w:p>
             <w:pPr>
-              <w:spacing w:after="40" w:line="269" w:lineRule="auto"/>
+              <w:spacing w:after="20" w:line="240" w:lineRule="auto"/>
               <w:ind w:firstLine="0"/>
               <w:jc w:val="center"/>
             </w:pPr>
@@ -847,28 +851,9 @@
                 <w:rFonts w:ascii="Times New Roman" w:hAnsi="Times New Roman" w:eastAsia="Times New Roman"/>
                 <w:b w:val="0"/>
                 <w:i w:val="0"/>
-                <w:sz w:val="24"/>
+                <w:sz w:val="23"/>
               </w:rPr>
-            </w:r>
-          </w:p>
-        </w:tc>
-        <w:tc>
-          <w:tcPr>
-            <w:tcW w:type="dxa" w:w="1814"/>
-          </w:tcPr>
-          <w:p>
-            <w:pPr>
-              <w:spacing w:after="40" w:line="269" w:lineRule="auto"/>
-              <w:ind w:firstLine="0"/>
-              <w:jc w:val="center"/>
-            </w:pPr>
-            <w:r>
-              <w:rPr>
-                <w:rFonts w:ascii="Times New Roman" w:hAnsi="Times New Roman" w:eastAsia="Times New Roman"/>
-                <w:b w:val="0"/>
-                <w:i w:val="0"/>
-                <w:sz w:val="24"/>
-              </w:rPr>
+              <w:t>25%</w:t>
             </w:r>
           </w:p>
         </w:tc>
@@ -887,7 +872,7 @@
           <w:i w:val="0"/>
           <w:sz w:val="26"/>
         </w:rPr>
-        <w:t>Tôi xin cam đoan sáng kiến/giải pháp nói trên là do tôi nghiên cứu, thiết kế và trực tiếp xây dựng. Toàn bộ ý tưởng giải pháp, kiến trúc hệ thống, thuật toán tổ chức và bảo vệ dữ liệu, định dạng tệp két, cùng toàn bộ mã nguồn của sản phẩm là kết quả nghiên cứu của cá nhân tôi. Các nguyên hàm mật mã cơ sở sử dụng trong sản phẩm là những chuẩn công khai đã được cộng đồng khoa học kiểm chứng, do tôi lựa chọn và vận dụng có luận cứ vào thiết kế của mình — đúng theo nguyên tắc nghề nghiệp là không tự chế thuật toán mật mã. Tôi hoàn toàn chịu trách nhiệm trước pháp luật về nội dung đã kê khai.</w:t>
+        <w:t>Chúng tôi xin cam đoan sáng kiến nói trên là do chúng tôi nghiên cứu, thiết kế và trực tiếp xây dựng. Toàn bộ ý tưởng giải pháp, kiến trúc hệ thống, cách tổ chức và bảo vệ dữ liệu, định dạng tệp két, cùng toàn bộ mã nguồn của sản phẩm là kết quả nghiên cứu của nhóm tác giả. Các nguyên hàm mật mã cơ sở sử dụng trong sản phẩm là những chuẩn công khai đã được cộng đồng khoa học kiểm chứng, do chúng tôi lựa chọn và vận dụng có luận cứ vào thiết kế của mình — đúng theo nguyên tắc nghề nghiệp là không tự chế thuật toán mật mã. Chúng tôi hoàn toàn chịu trách nhiệm trước pháp luật về nội dung đã kê khai.</w:t>
       </w:r>
     </w:p>
     <w:p>
@@ -903,7 +888,7 @@
           <w:i/>
           <w:sz w:val="26"/>
         </w:rPr>
-        <w:t>……………, ngày ….. tháng ….. năm 202…</w:t>
+        <w:t>Hà Nội, ngày 09 tháng 9 năm 2026</w:t>
       </w:r>
     </w:p>
     <w:tbl>
@@ -913,8 +898,8 @@
         <w:tblLook w:firstColumn="1" w:firstRow="1" w:lastColumn="0" w:lastRow="0" w:noHBand="0" w:noVBand="1" w:val="04A0"/>
       </w:tblPr>
       <w:tblGrid>
-        <w:gridCol w:w="4535"/>
-        <w:gridCol w:w="4535"/>
+        <w:gridCol w:w="4536"/>
+        <w:gridCol w:w="4536"/>
       </w:tblGrid>
       <w:tr>
         <w:tc>
@@ -949,10 +934,9 @@
                 <w:color w:val="4B5768"/>
                 <w:sz w:val="23"/>
               </w:rPr>
-              <w:t>(Ký, ghi rõ họ tên)</w:t>
+              <w:t>Thượng uý Trần Thị Tới</w:t>
             </w:r>
           </w:p>
-          <w:p/>
           <w:p/>
           <w:p/>
           <w:p/>
@@ -989,10 +973,9 @@
                 <w:color w:val="4B5768"/>
                 <w:sz w:val="23"/>
               </w:rPr>
-              <w:t>(Ký, đóng dấu)</w:t>
+              <w:t>Đại tá Đặng Kim Ngọc</w:t>
             </w:r>
           </w:p>
-          <w:p/>
           <w:p/>
           <w:p/>
           <w:p/>
@@ -1002,7 +985,7 @@
     <w:sectPr>
       <w:footerReference w:type="default" r:id="rId9"/>
       <w:pgSz w:w="11906" w:h="16838"/>
-      <w:pgMar w:top="1134" w:right="1134" w:bottom="1134" w:left="1701" w:header="720" w:footer="720" w:gutter="0"/>
+      <w:pgMar w:top="1417" w:right="850" w:bottom="1134" w:left="1984" w:header="720" w:footer="720" w:gutter="0"/>
       <w:cols w:space="720"/>
       <w:docGrid w:linePitch="360"/>
     </w:sectPr>

--- a/hoso-sang-kien/docx/01-Don-dang-ky-sang-kien.docx
+++ b/hoso-sang-kien/docx/01-Don-dang-ky-sang-kien.docx
@@ -450,6 +450,30 @@
           <w:sz w:val="26"/>
         </w:rPr>
         <w:t>Dự kiến đánh giá hiệu quả mang lại của sáng kiến</w:t>
+      </w:r>
+    </w:p>
+    <w:p>
+      <w:pPr>
+        <w:spacing w:after="60"/>
+        <w:ind w:left="454" w:firstLine="0"/>
+      </w:pPr>
+      <w:r>
+        <w:rPr>
+          <w:rFonts w:ascii="Times New Roman" w:hAnsi="Times New Roman" w:eastAsia="Times New Roman"/>
+          <w:b w:val="0"/>
+          <w:i w:val="0"/>
+          <w:sz w:val="26"/>
+        </w:rPr>
+        <w:t xml:space="preserve">☑  </w:t>
+      </w:r>
+      <w:r>
+        <w:rPr>
+          <w:rFonts w:ascii="Times New Roman" w:hAnsi="Times New Roman" w:eastAsia="Times New Roman"/>
+          <w:b w:val="0"/>
+          <w:i w:val="0"/>
+          <w:sz w:val="26"/>
+        </w:rPr>
+        <w:t>Đề cương sơ bộ về sáng kiến</w:t>
       </w:r>
     </w:p>
     <w:p>

--- a/hoso-sang-kien/docx/01-Don-dang-ky-sang-kien.docx
+++ b/hoso-sang-kien/docx/01-Don-dang-ky-sang-kien.docx
@@ -334,7 +334,7 @@
           <w:i w:val="0"/>
           <w:sz w:val="26"/>
         </w:rPr>
-        <w:t>“Bộ công cụ bảo đảm an toàn thông tin và quyền riêng tư dữ liệu trên thiết bị di động (SecureVault Mobile)”.</w:t>
+        <w:t>“Bộ công cụ bảo đảm an toàn thông tin và quyền riêng tư dữ liệu đa nền tảng (SecureVault)”.</w:t>
       </w:r>
     </w:p>
     <w:p>
@@ -521,7 +521,7 @@
           <w:i w:val="0"/>
           <w:sz w:val="26"/>
         </w:rPr>
-        <w:t>Sản phẩm phần mềm: tệp cài đặt Android (APK) và toàn bộ mã nguồn</w:t>
+        <w:t>Sản phẩm phần mềm: tệp cài đặt Android (APK) và toàn bộ mã nguồn dùng chung cho bản di động và bản máy tính</w:t>
       </w:r>
     </w:p>
     <w:p>

--- a/hoso-sang-kien/docx/01-Don-dang-ky-sang-kien.docx
+++ b/hoso-sang-kien/docx/01-Don-dang-ky-sang-kien.docx
@@ -963,7 +963,6 @@
           </w:p>
           <w:p/>
           <w:p/>
-          <w:p/>
         </w:tc>
         <w:tc>
           <w:tcPr>
@@ -1000,7 +999,6 @@
               <w:t>Đại tá Đặng Kim Ngọc</w:t>
             </w:r>
           </w:p>
-          <w:p/>
           <w:p/>
           <w:p/>
         </w:tc>
